--- a/applications/contractor-web-zone-seo-paid-search-strategist/Rotenberg Cover Letter - Contractor Web Zone - SEO & Paid Search Strategist.docx
+++ b/applications/contractor-web-zone-seo-paid-search-strategist/Rotenberg Cover Letter - Contractor Web Zone - SEO & Paid Search Strategist.docx
@@ -107,7 +107,7 @@
           <w:b w:val="0"/>
           <w:color w:val="1A1A1A"/>
         </w:rPr>
-        <w:t>On the SEO side, I run technical audits, keyword and competitor research, and on-page fixes myself, directly inside client CMS platforms, and I'm comfortable in the HTML/CSS layer when a change needs to happen without waiting on a developer. At Birdeye, part of my partner book was home-services businesses, where I worked directly in Google Business Profile optimization and local visibility. Client conversations are something I run myself, not hand off. Fifteen years of account-facing work means explaining strategy in plain language to a business owner on a call is routine, not a skill I'm building toward.</w:t>
+        <w:t>On the SEO side, I run technical audits, keyword and competitor research, and on-page fixes myself, directly inside client CMS platforms, and I'm comfortable in the HTML/CSS layer when a change needs to happen without waiting on a developer. I install and validate Google Tag Manager and conversion tracking on every client site before a campaign launches. At Birdeye, part of my partner book was home-services businesses, where I worked directly in Google Business Profile optimization and local visibility, and I've worked inside two companies (Birdeye, Fivestars) that compete directly with Yelp in local business marketing, so I know that competitive landscape even without hands-on Yelp Ads experience. Client conversations are something I run myself, not hand off. Fifteen years of account-facing work means explaining strategy in plain language to a business owner on a call is routine, not a skill I'm building toward.</w:t>
       </w:r>
     </w:p>
     <w:p>
